--- a/public/templates/Contrat d'engagement Immobilier location.docx
+++ b/public/templates/Contrat d'engagement Immobilier location.docx
@@ -1,629 +1,918 @@
 
 <file path=word/document.xml><?xml version="1.0" encoding="utf-8"?>
-<w:document xmlns:wpc="http://schemas.microsoft.com/office/word/2010/wordprocessingCanvas" xmlns:cx="http://schemas.microsoft.com/office/drawing/2014/chartex" xmlns:cx1="http://schemas.microsoft.com/office/drawing/2015/9/8/chartex" xmlns:cx2="http://schemas.microsoft.com/office/drawing/2015/10/21/chartex" xmlns:cx3="http://schemas.microsoft.com/office/drawing/2016/5/9/chartex" xmlns:cx4="http://schemas.microsoft.com/office/drawing/2016/5/10/chartex" xmlns:cx5="http://schemas.microsoft.com/office/drawing/2016/5/11/chartex" xmlns:cx6="http://schemas.microsoft.com/office/drawing/2016/5/12/chartex" xmlns:cx7="http://schemas.microsoft.com/office/drawing/2016/5/13/chartex" xmlns:cx8="http://schemas.microsoft.com/office/drawing/2016/5/14/chartex" xmlns:mc="http://schemas.openxmlformats.org/markup-compatibility/2006" xmlns:aink="http://schemas.microsoft.com/office/drawing/2016/ink" xmlns:am3d="http://schemas.microsoft.com/office/drawing/2017/model3d" xmlns:o="urn:schemas-microsoft-com:office:office" xmlns:oel="http://schemas.microsoft.com/office/2019/extlst" xmlns:r="http://schemas.openxmlformats.org/officeDocument/2006/relationships" xmlns:m="http://schemas.openxmlformats.org/officeDocument/2006/math" xmlns:v="urn:schemas-microsoft-com:vml" xmlns:wp14="http://schemas.microsoft.com/office/word/2010/wordprocessingDrawing" xmlns:wp="http://schemas.openxmlformats.org/drawingml/2006/wordprocessingDrawing" xmlns:w10="urn:schemas-microsoft-com:office:word" xmlns:w="http://schemas.openxmlformats.org/wordprocessingml/2006/main" xmlns:w14="http://schemas.microsoft.com/office/word/2010/wordml" xmlns:w15="http://schemas.microsoft.com/office/word/2012/wordml" xmlns:w16cex="http://schemas.microsoft.com/office/word/2018/wordml/cex" xmlns:w16cid="http://schemas.microsoft.com/office/word/2016/wordml/cid" xmlns:w16="http://schemas.microsoft.com/office/word/2018/wordml" xmlns:w16du="http://schemas.microsoft.com/office/word/2023/wordml/word16du" xmlns:w16sdtdh="http://schemas.microsoft.com/office/word/2020/wordml/sdtdatahash" xmlns:w16sdtfl="http://schemas.microsoft.com/office/word/2024/wordml/sdtformatlock" xmlns:w16se="http://schemas.microsoft.com/office/word/2015/wordml/symex" xmlns:wpg="http://schemas.microsoft.com/office/word/2010/wordprocessingGroup" xmlns:wpi="http://schemas.microsoft.com/office/word/2010/wordprocessingInk" xmlns:wne="http://schemas.microsoft.com/office/word/2006/wordml" xmlns:wps="http://schemas.microsoft.com/office/word/2010/wordprocessingShape" mc:Ignorable="w14 w15 w16se w16cid w16 w16cex w16sdtdh w16sdtfl w16du wp14">
+<w:document xmlns:w="http://schemas.openxmlformats.org/wordprocessingml/2006/main">
   <w:body>
     <w:p>
       <w:pPr>
         <w:jc w:val="center"/>
-        <w:rPr>
-          <w:b/>
-          <w:sz w:val="28"/>
-        </w:rPr>
-      </w:pPr>
-    </w:p>
-    <w:p>
-      <w:pPr>
-        <w:jc w:val="center"/>
-        <w:rPr>
-          <w:b/>
-          <w:sz w:val="28"/>
-        </w:rPr>
-      </w:pPr>
-    </w:p>
-    <w:p>
-      <w:pPr>
-        <w:jc w:val="center"/>
-        <w:rPr>
-          <w:b/>
-          <w:sz w:val="36"/>
-        </w:rPr>
+        <w:spacing w:after="120"/>
       </w:pPr>
       <w:r>
         <w:rPr>
+          <w:rFonts w:ascii="Arial" w:hAnsi="Arial"/>
+          <w:sz w:val="21"/>
           <w:b/>
-          <w:sz w:val="36"/>
+          <w:color w:val="234F7C"/>
+          <w:sz w:val="22"/>
         </w:rPr>
-        <w:t xml:space="preserve">Mondât de dépôt du bien </w:t>
-      </w:r>
-      <w:r>
-        <w:rPr>
-          <w:b/>
-          <w:sz w:val="36"/>
-        </w:rPr>
-        <w:t>Immobilier</w:t>
+        <w:t xml:space="preserve">PYRAMIDE IMMOBILIER</w:t>
       </w:r>
     </w:p>
     <w:p>
       <w:pPr>
         <w:jc w:val="center"/>
-        <w:rPr>
-          <w:b/>
-          <w:sz w:val="36"/>
-        </w:rPr>
-      </w:pPr>
-    </w:p>
-    <w:p/>
-    <w:p>
-      <w:pPr>
-        <w:rPr>
-          <w:b/>
-        </w:rPr>
+        <w:spacing w:before="120" w:after="240"/>
+        <w:spacing w:after="120"/>
       </w:pPr>
       <w:r>
         <w:rPr>
+          <w:rFonts w:ascii="Arial" w:hAnsi="Arial"/>
+          <w:sz w:val="21"/>
           <w:b/>
+          <w:sz w:val="32"/>
         </w:rPr>
-        <w:t>Entre :</w:t>
-      </w:r>
-    </w:p>
-    <w:p/>
-    <w:p>
-      <w:r>
-        <w:t>Nom et prénom du gér</w:t>
-      </w:r>
-      <w:r>
-        <w:t>ant : Radi Mohammed Alaa Eddine</w:t>
-      </w:r>
-      <w:r>
-        <w:tab/>
-      </w:r>
-      <w:r>
-        <w:tab/>
-      </w:r>
-      <w:r>
-        <w:tab/>
-      </w:r>
-      <w:r>
-        <w:tab/>
+        <w:t xml:space="preserve">Mandat de location</w:t>
       </w:r>
     </w:p>
     <w:p>
+      <w:pPr>
+        <w:jc w:val="both"/>
+        <w:spacing w:after="120"/>
+      </w:pPr>
       <w:r>
-        <w:t xml:space="preserve">Adresse de l'Agence : 633 </w:t>
+        <w:rPr>
+          <w:rFonts w:ascii="Arial" w:hAnsi="Arial"/>
+          <w:sz w:val="21"/>
+        </w:rPr>
+        <w:t xml:space="preserve">Le propriétaire mandate l’agence pour rechercher un locataire et assurer le suivi de la mise en location du bien décrit ci-dessous.</w:t>
       </w:r>
-      <w:proofErr w:type="gramStart"/>
+    </w:p>
+    <w:tbl>
+      <w:tblPr>
+        <w:tblW w:w="9700" w:type="dxa"/>
+        <w:tblLayout w:type="fixed"/>
+        <w:tblBorders>
+          <w:top w:val="single" w:sz="4" w:color="D9D9D9"/>
+          <w:left w:val="single" w:sz="4" w:color="D9D9D9"/>
+          <w:bottom w:val="single" w:sz="4" w:color="D9D9D9"/>
+          <w:right w:val="single" w:sz="4" w:color="D9D9D9"/>
+          <w:insideH w:val="single" w:sz="4" w:color="D9D9D9"/>
+          <w:insideV w:val="single" w:sz="4" w:color="D9D9D9"/>
+        </w:tblBorders>
+      </w:tblPr>
+      <w:tblGrid>
+        <w:gridCol w:w="3200"/>
+        <w:gridCol w:w="6500"/>
+      </w:tblGrid>
+      <w:tr>
+        <w:tc>
+          <w:tcPr>
+            <w:tcW w:w="3200" w:type="dxa"/>
+            <w:tcMar>
+              <w:top w:w="100" w:type="dxa"/>
+              <w:left w:w="120" w:type="dxa"/>
+              <w:bottom w:w="100" w:type="dxa"/>
+              <w:right w:w="120" w:type="dxa"/>
+            </w:tcMar>
+            <w:vAlign w:val="center"/>
+          </w:tcPr>
+          <w:p>
+            <w:pPr>
+              <w:spacing w:after="120"/>
+            </w:pPr>
+            <w:r>
+              <w:rPr>
+                <w:rFonts w:ascii="Arial" w:hAnsi="Arial"/>
+                <w:sz w:val="21"/>
+                <w:b/>
+              </w:rPr>
+              <w:t xml:space="preserve">Numéro de mandat</w:t>
+            </w:r>
+          </w:p>
+        </w:tc>
+        <w:tc>
+          <w:tcPr>
+            <w:tcW w:w="6500" w:type="dxa"/>
+            <w:tcMar>
+              <w:top w:w="100" w:type="dxa"/>
+              <w:left w:w="120" w:type="dxa"/>
+              <w:bottom w:w="100" w:type="dxa"/>
+              <w:right w:w="120" w:type="dxa"/>
+            </w:tcMar>
+            <w:vAlign w:val="center"/>
+          </w:tcPr>
+          <w:p>
+            <w:pPr>
+              <w:spacing w:after="120"/>
+            </w:pPr>
+            <w:r>
+              <w:rPr>
+                <w:rFonts w:ascii="Arial" w:hAnsi="Arial"/>
+                <w:sz w:val="21"/>
+              </w:rPr>
+              <w:t xml:space="preserve">{{CONTRACT_NUMBER}}</w:t>
+            </w:r>
+          </w:p>
+        </w:tc>
+      </w:tr>
+      <w:tr>
+        <w:tc>
+          <w:tcPr>
+            <w:tcW w:w="3200" w:type="dxa"/>
+            <w:tcMar>
+              <w:top w:w="100" w:type="dxa"/>
+              <w:left w:w="120" w:type="dxa"/>
+              <w:bottom w:w="100" w:type="dxa"/>
+              <w:right w:w="120" w:type="dxa"/>
+            </w:tcMar>
+            <w:vAlign w:val="center"/>
+          </w:tcPr>
+          <w:p>
+            <w:pPr>
+              <w:spacing w:after="120"/>
+            </w:pPr>
+            <w:r>
+              <w:rPr>
+                <w:rFonts w:ascii="Arial" w:hAnsi="Arial"/>
+                <w:sz w:val="21"/>
+                <w:b/>
+              </w:rPr>
+              <w:t xml:space="preserve">Date</w:t>
+            </w:r>
+          </w:p>
+        </w:tc>
+        <w:tc>
+          <w:tcPr>
+            <w:tcW w:w="6500" w:type="dxa"/>
+            <w:tcMar>
+              <w:top w:w="100" w:type="dxa"/>
+              <w:left w:w="120" w:type="dxa"/>
+              <w:bottom w:w="100" w:type="dxa"/>
+              <w:right w:w="120" w:type="dxa"/>
+            </w:tcMar>
+            <w:vAlign w:val="center"/>
+          </w:tcPr>
+          <w:p>
+            <w:pPr>
+              <w:spacing w:after="120"/>
+            </w:pPr>
+            <w:r>
+              <w:rPr>
+                <w:rFonts w:ascii="Arial" w:hAnsi="Arial"/>
+                <w:sz w:val="21"/>
+              </w:rPr>
+              <w:t xml:space="preserve">{{DATE}}</w:t>
+            </w:r>
+          </w:p>
+        </w:tc>
+      </w:tr>
+      <w:tr>
+        <w:tc>
+          <w:tcPr>
+            <w:tcW w:w="3200" w:type="dxa"/>
+            <w:tcMar>
+              <w:top w:w="100" w:type="dxa"/>
+              <w:left w:w="120" w:type="dxa"/>
+              <w:bottom w:w="100" w:type="dxa"/>
+              <w:right w:w="120" w:type="dxa"/>
+            </w:tcMar>
+            <w:vAlign w:val="center"/>
+          </w:tcPr>
+          <w:p>
+            <w:pPr>
+              <w:spacing w:after="120"/>
+            </w:pPr>
+            <w:r>
+              <w:rPr>
+                <w:rFonts w:ascii="Arial" w:hAnsi="Arial"/>
+                <w:sz w:val="21"/>
+                <w:b/>
+              </w:rPr>
+              <w:t xml:space="preserve">Propriétaire</w:t>
+            </w:r>
+          </w:p>
+        </w:tc>
+        <w:tc>
+          <w:tcPr>
+            <w:tcW w:w="6500" w:type="dxa"/>
+            <w:tcMar>
+              <w:top w:w="100" w:type="dxa"/>
+              <w:left w:w="120" w:type="dxa"/>
+              <w:bottom w:w="100" w:type="dxa"/>
+              <w:right w:w="120" w:type="dxa"/>
+            </w:tcMar>
+            <w:vAlign w:val="center"/>
+          </w:tcPr>
+          <w:p>
+            <w:pPr>
+              <w:spacing w:after="120"/>
+            </w:pPr>
+            <w:r>
+              <w:rPr>
+                <w:rFonts w:ascii="Arial" w:hAnsi="Arial"/>
+                <w:sz w:val="21"/>
+              </w:rPr>
+              <w:t xml:space="preserve">{{OWNER_NAME}}</w:t>
+            </w:r>
+          </w:p>
+        </w:tc>
+      </w:tr>
+      <w:tr>
+        <w:tc>
+          <w:tcPr>
+            <w:tcW w:w="3200" w:type="dxa"/>
+            <w:tcMar>
+              <w:top w:w="100" w:type="dxa"/>
+              <w:left w:w="120" w:type="dxa"/>
+              <w:bottom w:w="100" w:type="dxa"/>
+              <w:right w:w="120" w:type="dxa"/>
+            </w:tcMar>
+            <w:vAlign w:val="center"/>
+          </w:tcPr>
+          <w:p>
+            <w:pPr>
+              <w:spacing w:after="120"/>
+            </w:pPr>
+            <w:r>
+              <w:rPr>
+                <w:rFonts w:ascii="Arial" w:hAnsi="Arial"/>
+                <w:sz w:val="21"/>
+                <w:b/>
+              </w:rPr>
+              <w:t xml:space="preserve">Adresse du propriétaire</w:t>
+            </w:r>
+          </w:p>
+        </w:tc>
+        <w:tc>
+          <w:tcPr>
+            <w:tcW w:w="6500" w:type="dxa"/>
+            <w:tcMar>
+              <w:top w:w="100" w:type="dxa"/>
+              <w:left w:w="120" w:type="dxa"/>
+              <w:bottom w:w="100" w:type="dxa"/>
+              <w:right w:w="120" w:type="dxa"/>
+            </w:tcMar>
+            <w:vAlign w:val="center"/>
+          </w:tcPr>
+          <w:p>
+            <w:pPr>
+              <w:spacing w:after="120"/>
+            </w:pPr>
+            <w:r>
+              <w:rPr>
+                <w:rFonts w:ascii="Arial" w:hAnsi="Arial"/>
+                <w:sz w:val="21"/>
+              </w:rPr>
+              <w:t xml:space="preserve">{{OWNER_ADDRESS}}</w:t>
+            </w:r>
+          </w:p>
+        </w:tc>
+      </w:tr>
+      <w:tr>
+        <w:tc>
+          <w:tcPr>
+            <w:tcW w:w="3200" w:type="dxa"/>
+            <w:tcMar>
+              <w:top w:w="100" w:type="dxa"/>
+              <w:left w:w="120" w:type="dxa"/>
+              <w:bottom w:w="100" w:type="dxa"/>
+              <w:right w:w="120" w:type="dxa"/>
+            </w:tcMar>
+            <w:vAlign w:val="center"/>
+          </w:tcPr>
+          <w:p>
+            <w:pPr>
+              <w:spacing w:after="120"/>
+            </w:pPr>
+            <w:r>
+              <w:rPr>
+                <w:rFonts w:ascii="Arial" w:hAnsi="Arial"/>
+                <w:sz w:val="21"/>
+                <w:b/>
+              </w:rPr>
+              <w:t xml:space="preserve">Numéro CIN</w:t>
+            </w:r>
+          </w:p>
+        </w:tc>
+        <w:tc>
+          <w:tcPr>
+            <w:tcW w:w="6500" w:type="dxa"/>
+            <w:tcMar>
+              <w:top w:w="100" w:type="dxa"/>
+              <w:left w:w="120" w:type="dxa"/>
+              <w:bottom w:w="100" w:type="dxa"/>
+              <w:right w:w="120" w:type="dxa"/>
+            </w:tcMar>
+            <w:vAlign w:val="center"/>
+          </w:tcPr>
+          <w:p>
+            <w:pPr>
+              <w:spacing w:after="120"/>
+            </w:pPr>
+            <w:r>
+              <w:rPr>
+                <w:rFonts w:ascii="Arial" w:hAnsi="Arial"/>
+                <w:sz w:val="21"/>
+              </w:rPr>
+              <w:t xml:space="preserve">{{OWNER_CIN}}</w:t>
+            </w:r>
+          </w:p>
+        </w:tc>
+      </w:tr>
+      <w:tr>
+        <w:tc>
+          <w:tcPr>
+            <w:tcW w:w="3200" w:type="dxa"/>
+            <w:tcMar>
+              <w:top w:w="100" w:type="dxa"/>
+              <w:left w:w="120" w:type="dxa"/>
+              <w:bottom w:w="100" w:type="dxa"/>
+              <w:right w:w="120" w:type="dxa"/>
+            </w:tcMar>
+            <w:vAlign w:val="center"/>
+          </w:tcPr>
+          <w:p>
+            <w:pPr>
+              <w:spacing w:after="120"/>
+            </w:pPr>
+            <w:r>
+              <w:rPr>
+                <w:rFonts w:ascii="Arial" w:hAnsi="Arial"/>
+                <w:sz w:val="21"/>
+                <w:b/>
+              </w:rPr>
+              <w:t xml:space="preserve">Téléphone</w:t>
+            </w:r>
+          </w:p>
+        </w:tc>
+        <w:tc>
+          <w:tcPr>
+            <w:tcW w:w="6500" w:type="dxa"/>
+            <w:tcMar>
+              <w:top w:w="100" w:type="dxa"/>
+              <w:left w:w="120" w:type="dxa"/>
+              <w:bottom w:w="100" w:type="dxa"/>
+              <w:right w:w="120" w:type="dxa"/>
+            </w:tcMar>
+            <w:vAlign w:val="center"/>
+          </w:tcPr>
+          <w:p>
+            <w:pPr>
+              <w:spacing w:after="120"/>
+            </w:pPr>
+            <w:r>
+              <w:rPr>
+                <w:rFonts w:ascii="Arial" w:hAnsi="Arial"/>
+                <w:sz w:val="21"/>
+              </w:rPr>
+              <w:t xml:space="preserve">{{OWNER_PHONE}}</w:t>
+            </w:r>
+          </w:p>
+        </w:tc>
+      </w:tr>
+      <w:tr>
+        <w:tc>
+          <w:tcPr>
+            <w:tcW w:w="3200" w:type="dxa"/>
+            <w:tcMar>
+              <w:top w:w="100" w:type="dxa"/>
+              <w:left w:w="120" w:type="dxa"/>
+              <w:bottom w:w="100" w:type="dxa"/>
+              <w:right w:w="120" w:type="dxa"/>
+            </w:tcMar>
+            <w:vAlign w:val="center"/>
+          </w:tcPr>
+          <w:p>
+            <w:pPr>
+              <w:spacing w:after="120"/>
+            </w:pPr>
+            <w:r>
+              <w:rPr>
+                <w:rFonts w:ascii="Arial" w:hAnsi="Arial"/>
+                <w:sz w:val="21"/>
+                <w:b/>
+              </w:rPr>
+              <w:t xml:space="preserve">Adresse du bien</w:t>
+            </w:r>
+          </w:p>
+        </w:tc>
+        <w:tc>
+          <w:tcPr>
+            <w:tcW w:w="6500" w:type="dxa"/>
+            <w:tcMar>
+              <w:top w:w="100" w:type="dxa"/>
+              <w:left w:w="120" w:type="dxa"/>
+              <w:bottom w:w="100" w:type="dxa"/>
+              <w:right w:w="120" w:type="dxa"/>
+            </w:tcMar>
+            <w:vAlign w:val="center"/>
+          </w:tcPr>
+          <w:p>
+            <w:pPr>
+              <w:spacing w:after="120"/>
+            </w:pPr>
+            <w:r>
+              <w:rPr>
+                <w:rFonts w:ascii="Arial" w:hAnsi="Arial"/>
+                <w:sz w:val="21"/>
+              </w:rPr>
+              <w:t xml:space="preserve">{{PROPERTY_ADDRESS}}</w:t>
+            </w:r>
+          </w:p>
+        </w:tc>
+      </w:tr>
+      <w:tr>
+        <w:tc>
+          <w:tcPr>
+            <w:tcW w:w="3200" w:type="dxa"/>
+            <w:tcMar>
+              <w:top w:w="100" w:type="dxa"/>
+              <w:left w:w="120" w:type="dxa"/>
+              <w:bottom w:w="100" w:type="dxa"/>
+              <w:right w:w="120" w:type="dxa"/>
+            </w:tcMar>
+            <w:vAlign w:val="center"/>
+          </w:tcPr>
+          <w:p>
+            <w:pPr>
+              <w:spacing w:after="120"/>
+            </w:pPr>
+            <w:r>
+              <w:rPr>
+                <w:rFonts w:ascii="Arial" w:hAnsi="Arial"/>
+                <w:sz w:val="21"/>
+                <w:b/>
+              </w:rPr>
+              <w:t xml:space="preserve">Type de bien</w:t>
+            </w:r>
+          </w:p>
+        </w:tc>
+        <w:tc>
+          <w:tcPr>
+            <w:tcW w:w="6500" w:type="dxa"/>
+            <w:tcMar>
+              <w:top w:w="100" w:type="dxa"/>
+              <w:left w:w="120" w:type="dxa"/>
+              <w:bottom w:w="100" w:type="dxa"/>
+              <w:right w:w="120" w:type="dxa"/>
+            </w:tcMar>
+            <w:vAlign w:val="center"/>
+          </w:tcPr>
+          <w:p>
+            <w:pPr>
+              <w:spacing w:after="120"/>
+            </w:pPr>
+            <w:r>
+              <w:rPr>
+                <w:rFonts w:ascii="Arial" w:hAnsi="Arial"/>
+                <w:sz w:val="21"/>
+              </w:rPr>
+              <w:t xml:space="preserve">{{PROPERTY_TYPE}}</w:t>
+            </w:r>
+          </w:p>
+        </w:tc>
+      </w:tr>
+      <w:tr>
+        <w:tc>
+          <w:tcPr>
+            <w:tcW w:w="3200" w:type="dxa"/>
+            <w:tcMar>
+              <w:top w:w="100" w:type="dxa"/>
+              <w:left w:w="120" w:type="dxa"/>
+              <w:bottom w:w="100" w:type="dxa"/>
+              <w:right w:w="120" w:type="dxa"/>
+            </w:tcMar>
+            <w:vAlign w:val="center"/>
+          </w:tcPr>
+          <w:p>
+            <w:pPr>
+              <w:spacing w:after="120"/>
+            </w:pPr>
+            <w:r>
+              <w:rPr>
+                <w:rFonts w:ascii="Arial" w:hAnsi="Arial"/>
+                <w:sz w:val="21"/>
+                <w:b/>
+              </w:rPr>
+              <w:t xml:space="preserve">Loyer mensuel</w:t>
+            </w:r>
+          </w:p>
+        </w:tc>
+        <w:tc>
+          <w:tcPr>
+            <w:tcW w:w="6500" w:type="dxa"/>
+            <w:tcMar>
+              <w:top w:w="100" w:type="dxa"/>
+              <w:left w:w="120" w:type="dxa"/>
+              <w:bottom w:w="100" w:type="dxa"/>
+              <w:right w:w="120" w:type="dxa"/>
+            </w:tcMar>
+            <w:vAlign w:val="center"/>
+          </w:tcPr>
+          <w:p>
+            <w:pPr>
+              <w:spacing w:after="120"/>
+            </w:pPr>
+            <w:r>
+              <w:rPr>
+                <w:rFonts w:ascii="Arial" w:hAnsi="Arial"/>
+                <w:sz w:val="21"/>
+              </w:rPr>
+              <w:t xml:space="preserve">{{RENT_AMOUNT}} DA</w:t>
+            </w:r>
+          </w:p>
+        </w:tc>
+      </w:tr>
+      <w:tr>
+        <w:tc>
+          <w:tcPr>
+            <w:tcW w:w="3200" w:type="dxa"/>
+            <w:tcMar>
+              <w:top w:w="100" w:type="dxa"/>
+              <w:left w:w="120" w:type="dxa"/>
+              <w:bottom w:w="100" w:type="dxa"/>
+              <w:right w:w="120" w:type="dxa"/>
+            </w:tcMar>
+            <w:vAlign w:val="center"/>
+          </w:tcPr>
+          <w:p>
+            <w:pPr>
+              <w:spacing w:after="120"/>
+            </w:pPr>
+            <w:r>
+              <w:rPr>
+                <w:rFonts w:ascii="Arial" w:hAnsi="Arial"/>
+                <w:sz w:val="21"/>
+                <w:b/>
+              </w:rPr>
+              <w:t xml:space="preserve">Charges</w:t>
+            </w:r>
+          </w:p>
+        </w:tc>
+        <w:tc>
+          <w:tcPr>
+            <w:tcW w:w="6500" w:type="dxa"/>
+            <w:tcMar>
+              <w:top w:w="100" w:type="dxa"/>
+              <w:left w:w="120" w:type="dxa"/>
+              <w:bottom w:w="100" w:type="dxa"/>
+              <w:right w:w="120" w:type="dxa"/>
+            </w:tcMar>
+            <w:vAlign w:val="center"/>
+          </w:tcPr>
+          <w:p>
+            <w:pPr>
+              <w:spacing w:after="120"/>
+            </w:pPr>
+            <w:r>
+              <w:rPr>
+                <w:rFonts w:ascii="Arial" w:hAnsi="Arial"/>
+                <w:sz w:val="21"/>
+              </w:rPr>
+              <w:t xml:space="preserve">{{CHARGES}} DA</w:t>
+            </w:r>
+          </w:p>
+        </w:tc>
+      </w:tr>
+      <w:tr>
+        <w:tc>
+          <w:tcPr>
+            <w:tcW w:w="3200" w:type="dxa"/>
+            <w:tcMar>
+              <w:top w:w="100" w:type="dxa"/>
+              <w:left w:w="120" w:type="dxa"/>
+              <w:bottom w:w="100" w:type="dxa"/>
+              <w:right w:w="120" w:type="dxa"/>
+            </w:tcMar>
+            <w:vAlign w:val="center"/>
+          </w:tcPr>
+          <w:p>
+            <w:pPr>
+              <w:spacing w:after="120"/>
+            </w:pPr>
+            <w:r>
+              <w:rPr>
+                <w:rFonts w:ascii="Arial" w:hAnsi="Arial"/>
+                <w:sz w:val="21"/>
+                <w:b/>
+              </w:rPr>
+              <w:t xml:space="preserve">Commission agence</w:t>
+            </w:r>
+          </w:p>
+        </w:tc>
+        <w:tc>
+          <w:tcPr>
+            <w:tcW w:w="6500" w:type="dxa"/>
+            <w:tcMar>
+              <w:top w:w="100" w:type="dxa"/>
+              <w:left w:w="120" w:type="dxa"/>
+              <w:bottom w:w="100" w:type="dxa"/>
+              <w:right w:w="120" w:type="dxa"/>
+            </w:tcMar>
+            <w:vAlign w:val="center"/>
+          </w:tcPr>
+          <w:p>
+            <w:pPr>
+              <w:spacing w:after="120"/>
+            </w:pPr>
+            <w:r>
+              <w:rPr>
+                <w:rFonts w:ascii="Arial" w:hAnsi="Arial"/>
+                <w:sz w:val="21"/>
+              </w:rPr>
+              <w:t xml:space="preserve">{{COMMISSION}}</w:t>
+            </w:r>
+          </w:p>
+        </w:tc>
+      </w:tr>
+      <w:tr>
+        <w:tc>
+          <w:tcPr>
+            <w:tcW w:w="3200" w:type="dxa"/>
+            <w:tcMar>
+              <w:top w:w="100" w:type="dxa"/>
+              <w:left w:w="120" w:type="dxa"/>
+              <w:bottom w:w="100" w:type="dxa"/>
+              <w:right w:w="120" w:type="dxa"/>
+            </w:tcMar>
+            <w:vAlign w:val="center"/>
+          </w:tcPr>
+          <w:p>
+            <w:pPr>
+              <w:spacing w:after="120"/>
+            </w:pPr>
+            <w:r>
+              <w:rPr>
+                <w:rFonts w:ascii="Arial" w:hAnsi="Arial"/>
+                <w:sz w:val="21"/>
+                <w:b/>
+              </w:rPr>
+              <w:t xml:space="preserve">Durée du mandat</w:t>
+            </w:r>
+          </w:p>
+        </w:tc>
+        <w:tc>
+          <w:tcPr>
+            <w:tcW w:w="6500" w:type="dxa"/>
+            <w:tcMar>
+              <w:top w:w="100" w:type="dxa"/>
+              <w:left w:w="120" w:type="dxa"/>
+              <w:bottom w:w="100" w:type="dxa"/>
+              <w:right w:w="120" w:type="dxa"/>
+            </w:tcMar>
+            <w:vAlign w:val="center"/>
+          </w:tcPr>
+          <w:p>
+            <w:pPr>
+              <w:spacing w:after="120"/>
+            </w:pPr>
+            <w:r>
+              <w:rPr>
+                <w:rFonts w:ascii="Arial" w:hAnsi="Arial"/>
+                <w:sz w:val="21"/>
+              </w:rPr>
+              <w:t xml:space="preserve">{{DURATION}}</w:t>
+            </w:r>
+          </w:p>
+        </w:tc>
+      </w:tr>
+      <w:tr>
+        <w:tc>
+          <w:tcPr>
+            <w:tcW w:w="3200" w:type="dxa"/>
+            <w:tcMar>
+              <w:top w:w="100" w:type="dxa"/>
+              <w:left w:w="120" w:type="dxa"/>
+              <w:bottom w:w="100" w:type="dxa"/>
+              <w:right w:w="120" w:type="dxa"/>
+            </w:tcMar>
+            <w:vAlign w:val="center"/>
+          </w:tcPr>
+          <w:p>
+            <w:pPr>
+              <w:spacing w:after="120"/>
+            </w:pPr>
+            <w:r>
+              <w:rPr>
+                <w:rFonts w:ascii="Arial" w:hAnsi="Arial"/>
+                <w:sz w:val="21"/>
+                <w:b/>
+              </w:rPr>
+              <w:t xml:space="preserve">Date de début</w:t>
+            </w:r>
+          </w:p>
+        </w:tc>
+        <w:tc>
+          <w:tcPr>
+            <w:tcW w:w="6500" w:type="dxa"/>
+            <w:tcMar>
+              <w:top w:w="100" w:type="dxa"/>
+              <w:left w:w="120" w:type="dxa"/>
+              <w:bottom w:w="100" w:type="dxa"/>
+              <w:right w:w="120" w:type="dxa"/>
+            </w:tcMar>
+            <w:vAlign w:val="center"/>
+          </w:tcPr>
+          <w:p>
+            <w:pPr>
+              <w:spacing w:after="120"/>
+            </w:pPr>
+            <w:r>
+              <w:rPr>
+                <w:rFonts w:ascii="Arial" w:hAnsi="Arial"/>
+                <w:sz w:val="21"/>
+              </w:rPr>
+              <w:t xml:space="preserve">{{START_DATE}}</w:t>
+            </w:r>
+          </w:p>
+        </w:tc>
+      </w:tr>
+      <w:tr>
+        <w:tc>
+          <w:tcPr>
+            <w:tcW w:w="3200" w:type="dxa"/>
+            <w:tcMar>
+              <w:top w:w="100" w:type="dxa"/>
+              <w:left w:w="120" w:type="dxa"/>
+              <w:bottom w:w="100" w:type="dxa"/>
+              <w:right w:w="120" w:type="dxa"/>
+            </w:tcMar>
+            <w:vAlign w:val="center"/>
+          </w:tcPr>
+          <w:p>
+            <w:pPr>
+              <w:spacing w:after="120"/>
+            </w:pPr>
+            <w:r>
+              <w:rPr>
+                <w:rFonts w:ascii="Arial" w:hAnsi="Arial"/>
+                <w:sz w:val="21"/>
+                <w:b/>
+              </w:rPr>
+              <w:t xml:space="preserve">Agent responsable</w:t>
+            </w:r>
+          </w:p>
+        </w:tc>
+        <w:tc>
+          <w:tcPr>
+            <w:tcW w:w="6500" w:type="dxa"/>
+            <w:tcMar>
+              <w:top w:w="100" w:type="dxa"/>
+              <w:left w:w="120" w:type="dxa"/>
+              <w:bottom w:w="100" w:type="dxa"/>
+              <w:right w:w="120" w:type="dxa"/>
+            </w:tcMar>
+            <w:vAlign w:val="center"/>
+          </w:tcPr>
+          <w:p>
+            <w:pPr>
+              <w:spacing w:after="120"/>
+            </w:pPr>
+            <w:r>
+              <w:rPr>
+                <w:rFonts w:ascii="Arial" w:hAnsi="Arial"/>
+                <w:sz w:val="21"/>
+              </w:rPr>
+              <w:t xml:space="preserve">{{AGENT_NAME}}</w:t>
+            </w:r>
+          </w:p>
+        </w:tc>
+      </w:tr>
+    </w:tbl>
+    <w:p>
+      <w:pPr>
+        <w:jc w:val="both"/>
+        <w:spacing w:after="120"/>
+      </w:pPr>
       <w:r>
-        <w:t>cité</w:t>
-      </w:r>
-      <w:proofErr w:type="gramEnd"/>
-      <w:r>
-        <w:t xml:space="preserve"> horizon Bel </w:t>
-      </w:r>
-      <w:proofErr w:type="spellStart"/>
-      <w:r>
-        <w:t>Batiment</w:t>
-      </w:r>
-      <w:proofErr w:type="spellEnd"/>
-      <w:r>
-        <w:t xml:space="preserve"> 3A N°10 </w:t>
-      </w:r>
-      <w:proofErr w:type="spellStart"/>
-      <w:r>
-        <w:t>Bir</w:t>
-      </w:r>
-      <w:proofErr w:type="spellEnd"/>
-      <w:r>
-        <w:t xml:space="preserve"> El </w:t>
-      </w:r>
-      <w:proofErr w:type="spellStart"/>
-      <w:r>
-        <w:t>Djir</w:t>
-      </w:r>
-      <w:proofErr w:type="spellEnd"/>
-      <w:r>
-        <w:t xml:space="preserve"> ORAN</w:t>
+        <w:rPr>
+          <w:rFonts w:ascii="Arial" w:hAnsi="Arial"/>
+          <w:sz w:val="21"/>
+          <w:sz w:val="19"/>
+        </w:rPr>
+        <w:t xml:space="preserve">Objet et obligations  Les parties s’engagent à communiquer des informations exactes, à collaborer de bonne foi et à respecter les conditions commerciales indiquées dans le présent document.</w:t>
       </w:r>
     </w:p>
     <w:p>
+      <w:pPr>
+        <w:jc w:val="both"/>
+        <w:spacing w:after="120"/>
+      </w:pPr>
       <w:r>
-        <w:t xml:space="preserve">Téléphone : 0792 11 65 96 / 0779 07 97 06 </w:t>
+        <w:rPr>
+          <w:rFonts w:ascii="Arial" w:hAnsi="Arial"/>
+          <w:sz w:val="21"/>
+          <w:sz w:val="19"/>
+        </w:rPr>
+        <w:t xml:space="preserve">Rémunération  La rémunération de l’agence devient exigible selon les modalités convenues dès la réalisation de l’opération ou du service prévu.</w:t>
       </w:r>
     </w:p>
     <w:p>
-      <w:proofErr w:type="gramStart"/>
-      <w:r>
-        <w:t>Email</w:t>
-      </w:r>
-      <w:proofErr w:type="gramEnd"/>
-      <w:r>
-        <w:t xml:space="preserve"> : </w:t>
-      </w:r>
+      <w:pPr>
+        <w:jc w:val="both"/>
+        <w:spacing w:after="120"/>
+      </w:pPr>
       <w:r>
         <w:rPr>
-          <w:b/>
-          <w:u w:val="single"/>
+          <w:rFonts w:ascii="Arial" w:hAnsi="Arial"/>
+          <w:sz w:val="21"/>
+          <w:sz w:val="19"/>
         </w:rPr>
-        <w:t>pyramideimmobilier31@gmail.com</w:t>
-      </w:r>
-      <w:r>
-        <w:t xml:space="preserve">  </w:t>
-      </w:r>
-    </w:p>
-    <w:p/>
-    <w:p>
-      <w:pPr>
-        <w:rPr>
-          <w:b/>
-        </w:rPr>
-      </w:pPr>
-      <w:r>
-        <w:rPr>
-          <w:b/>
-        </w:rPr>
-        <w:t>Et</w:t>
-      </w:r>
-    </w:p>
-    <w:p/>
-    <w:p>
-      <w:r>
-        <w:t>Nom et Prénom du Client</w:t>
-      </w:r>
-      <w:r>
-        <w:t> :</w:t>
-      </w:r>
-      <w:r>
-        <w:t xml:space="preserve"> M. Bekkouche et Mme Bekkouche </w:t>
-      </w:r>
-      <w:proofErr w:type="spellStart"/>
-      <w:r>
-        <w:t>soumicha</w:t>
-      </w:r>
-      <w:proofErr w:type="spellEnd"/>
-      <w:r>
-        <w:t xml:space="preserve"> </w:t>
+        <w:t xml:space="preserve">Durée et résiliation  L’engagement prend effet à la date indiquée pour la durée convenue. Toute résiliation doit être notifiée par écrit, sous réserve des obligations déjà engagées.</w:t>
       </w:r>
     </w:p>
     <w:p>
+      <w:pPr>
+        <w:jc w:val="both"/>
+        <w:spacing w:after="120"/>
+      </w:pPr>
       <w:r>
-        <w:t>Numéro CNI :</w:t>
-      </w:r>
-      <w:r>
-        <w:t xml:space="preserve"> </w:t>
-      </w:r>
-      <w:r>
-        <w:t>405904199</w:t>
+        <w:rPr>
+          <w:rFonts w:ascii="Arial" w:hAnsi="Arial"/>
+          <w:sz w:val="21"/>
+          <w:sz w:val="19"/>
+        </w:rPr>
+        <w:t xml:space="preserve">Acceptation  Établi en deux exemplaires. Chaque partie reconnaît avoir lu et accepté l’ensemble des conditions avant signature.</w:t>
       </w:r>
     </w:p>
     <w:p>
       <w:pPr>
-        <w:tabs>
-          <w:tab w:val="center" w:pos="4536"/>
-        </w:tabs>
+        <w:spacing w:after="120"/>
       </w:pPr>
       <w:r>
-        <w:t>Adresse du Client</w:t>
-      </w:r>
-      <w:r>
-        <w:t> :</w:t>
-      </w:r>
-      <w:r>
-        <w:t xml:space="preserve"> </w:t>
-      </w:r>
-      <w:proofErr w:type="spellStart"/>
-      <w:r>
-        <w:t>Bir</w:t>
-      </w:r>
-      <w:proofErr w:type="spellEnd"/>
-      <w:r>
-        <w:t xml:space="preserve"> el </w:t>
-      </w:r>
-      <w:proofErr w:type="spellStart"/>
-      <w:r>
-        <w:t>djir</w:t>
-      </w:r>
-      <w:proofErr w:type="spellEnd"/>
-      <w:r>
-        <w:t xml:space="preserve"> </w:t>
-      </w:r>
-      <w:r>
-        <w:t xml:space="preserve"> </w:t>
-      </w:r>
-      <w:r>
-        <w:tab/>
+        <w:rPr>
+          <w:rFonts w:ascii="Arial" w:hAnsi="Arial"/>
+          <w:sz w:val="21"/>
+        </w:rPr>
+        <w:t xml:space="preserve"/>
       </w:r>
     </w:p>
-    <w:p>
-      <w:pPr>
-        <w:tabs>
-          <w:tab w:val="left" w:pos="2663"/>
-        </w:tabs>
-      </w:pPr>
-      <w:r>
-        <w:t>T</w:t>
-      </w:r>
-      <w:r>
-        <w:t xml:space="preserve">éléphone : </w:t>
-      </w:r>
-      <w:r>
-        <w:t>0771081223</w:t>
-      </w:r>
-    </w:p>
-    <w:p/>
-    <w:p>
-      <w:pPr>
-        <w:rPr>
-          <w:b/>
-        </w:rPr>
-      </w:pPr>
-      <w:r>
-        <w:rPr>
-          <w:b/>
-        </w:rPr>
-        <w:t>Objet du Contrat :</w:t>
-      </w:r>
-    </w:p>
-    <w:p/>
-    <w:p>
-      <w:r>
-        <w:t>Le client engage l'agence immobilière pour les services suivants liés à la</w:t>
-      </w:r>
-      <w:r>
-        <w:t xml:space="preserve"> </w:t>
-      </w:r>
-      <w:r>
-        <w:rPr>
-          <w:b/>
-        </w:rPr>
-        <w:t xml:space="preserve">Location </w:t>
-      </w:r>
-      <w:r>
-        <w:t>d'un bien immobilie</w:t>
-      </w:r>
-      <w:r>
-        <w:t>r</w:t>
-      </w:r>
-      <w:r>
-        <w:t xml:space="preserve"> </w:t>
-      </w:r>
-      <w:proofErr w:type="gramStart"/>
-      <w:r>
-        <w:t xml:space="preserve">Local </w:t>
-      </w:r>
-      <w:r>
-        <w:t>,</w:t>
-      </w:r>
-      <w:proofErr w:type="gramEnd"/>
-      <w:r>
-        <w:t xml:space="preserve"> </w:t>
-      </w:r>
-      <w:proofErr w:type="spellStart"/>
-      <w:r>
-        <w:t>Millinnium</w:t>
-      </w:r>
-      <w:proofErr w:type="spellEnd"/>
-      <w:r>
-        <w:t xml:space="preserve"> </w:t>
-      </w:r>
-      <w:r>
-        <w:t xml:space="preserve">en face Résidence Panorama </w:t>
-      </w:r>
-    </w:p>
-    <w:p>
-      <w:pPr>
-        <w:rPr>
-          <w:b/>
-        </w:rPr>
-      </w:pPr>
-      <w:r>
-        <w:rPr>
-          <w:b/>
-        </w:rPr>
-        <w:t>Responsabilités de l'Agence Immobilière :</w:t>
-      </w:r>
-    </w:p>
-    <w:p>
-      <w:r>
-        <w:t>-</w:t>
-      </w:r>
-      <w:r>
-        <w:tab/>
-        <w:t>Promotion du bien : L'agence s'engage à promouvoir activement le bien immobilier par tous moyens appropriés (publicité, visites, etc.).</w:t>
-      </w:r>
-    </w:p>
-    <w:p>
-      <w:r>
-        <w:t>-</w:t>
-      </w:r>
-      <w:r>
-        <w:tab/>
-        <w:t>Information : L'agence doit informer régulièrement le client de l'avancement des démarches et des propositions de locations reçues.</w:t>
-      </w:r>
-    </w:p>
-    <w:p>
-      <w:r>
-        <w:t>-</w:t>
-      </w:r>
-      <w:r>
-        <w:tab/>
-        <w:t>Négociation : L'agence se charge des négociations avec les locataires potentiels et transmet au client toutes les offres de locations.</w:t>
-      </w:r>
-    </w:p>
-    <w:p>
-      <w:r>
-        <w:t xml:space="preserve">-            </w:t>
-      </w:r>
-      <w:r>
-        <w:t>Assistance dans les démarches administratives et juridiques liées à la transaction.</w:t>
-      </w:r>
-    </w:p>
-    <w:p>
-      <w:r>
-        <w:rPr>
-          <w:b/>
-        </w:rPr>
-        <w:lastRenderedPageBreak/>
-        <w:t>Responsabilités du Client</w:t>
-      </w:r>
-      <w:r>
-        <w:t xml:space="preserve"> :</w:t>
-      </w:r>
-    </w:p>
-    <w:p>
-      <w:r>
-        <w:t>-</w:t>
-      </w:r>
-      <w:r>
-        <w:tab/>
-        <w:t>Disponibilité : Le client doit permettre l'accès au bien pour les visites après un préavis raisonnable.</w:t>
-      </w:r>
-    </w:p>
-    <w:p>
-      <w:r>
-        <w:t>-</w:t>
-      </w:r>
-      <w:r>
-        <w:tab/>
-        <w:t>Information : Le client doit fournir à l'agence tous les documents et informations nécessaires relatifs au bien immobilier.</w:t>
-      </w:r>
-    </w:p>
-    <w:p>
-      <w:r>
-        <w:t xml:space="preserve">-            </w:t>
-      </w:r>
-      <w:r>
-        <w:t>Respecter l'exclusivité de représentation de l'agence pendant la durée du contrat.</w:t>
-      </w:r>
-    </w:p>
-    <w:p>
-      <w:r>
-        <w:t xml:space="preserve">-           </w:t>
-      </w:r>
-      <w:r>
-        <w:t>Coopérer dans les démarches nécessaires pour la conclusion de la transaction.</w:t>
-      </w:r>
-    </w:p>
-    <w:p>
-      <w:pPr>
-        <w:rPr>
-          <w:b/>
-        </w:rPr>
-      </w:pPr>
-    </w:p>
-    <w:p>
-      <w:pPr>
-        <w:rPr>
-          <w:b/>
-        </w:rPr>
-      </w:pPr>
-      <w:r>
-        <w:rPr>
-          <w:b/>
-        </w:rPr>
-        <w:t>Durée du Contrat :</w:t>
-      </w:r>
-    </w:p>
-    <w:p/>
-    <w:p>
-      <w:r>
-        <w:t>Le présent contrat est valide à partir de la date de signature et restera en vigueur pour une p</w:t>
-      </w:r>
-      <w:r>
-        <w:t xml:space="preserve">ériode de </w:t>
-      </w:r>
-      <w:r>
-        <w:rPr>
-          <w:b/>
-        </w:rPr>
-        <w:t>3 Mois</w:t>
-      </w:r>
-      <w:r>
-        <w:t>, sauf résiliation anticipée par l'une ou l'autre des parties avec un p</w:t>
-      </w:r>
-      <w:r>
-        <w:t xml:space="preserve">réavis écrit de </w:t>
-      </w:r>
-      <w:r>
-        <w:rPr>
-          <w:b/>
-        </w:rPr>
-        <w:t>7</w:t>
-      </w:r>
-      <w:r>
-        <w:rPr>
-          <w:b/>
-        </w:rPr>
-        <w:t xml:space="preserve"> jours</w:t>
-      </w:r>
-      <w:r>
-        <w:t>.</w:t>
-      </w:r>
-    </w:p>
-    <w:p/>
-    <w:p>
-      <w:pPr>
-        <w:rPr>
-          <w:b/>
-        </w:rPr>
-      </w:pPr>
-      <w:r>
-        <w:rPr>
-          <w:b/>
-        </w:rPr>
-        <w:t>Rémunération de l'Agence :</w:t>
-      </w:r>
-    </w:p>
-    <w:p/>
-    <w:p>
-      <w:r>
-        <w:t>En contrepartie de ses services, le client s'engage à paye</w:t>
-      </w:r>
-      <w:r>
-        <w:t>r à l</w:t>
-      </w:r>
-      <w:r>
-        <w:t>'agence une commission</w:t>
-      </w:r>
-      <w:r>
-        <w:t xml:space="preserve"> de </w:t>
-      </w:r>
-      <w:r>
-        <w:rPr>
-          <w:b/>
-        </w:rPr>
-        <w:t>1 Mois</w:t>
-      </w:r>
-      <w:r>
-        <w:t>, payable</w:t>
-      </w:r>
-      <w:r>
-        <w:t xml:space="preserve"> à la conclusion de la transaction.</w:t>
-      </w:r>
-    </w:p>
-    <w:p/>
-    <w:p>
-      <w:r>
-        <w:rPr>
-          <w:b/>
-        </w:rPr>
-        <w:t>Conditions Générales</w:t>
-      </w:r>
-      <w:r>
-        <w:t xml:space="preserve"> :</w:t>
-      </w:r>
-    </w:p>
-    <w:p/>
-    <w:p>
-      <w:r>
-        <w:t>Ce contrat constitue l'accord complet entre les parties et remplace tout accord antérieur. Aucune modification de ce contrat ne sera valide à moins d'être écrite et signée par les deux parties.</w:t>
-      </w:r>
-    </w:p>
-    <w:p/>
-    <w:p>
-      <w:pPr>
-        <w:jc w:val="center"/>
-      </w:pPr>
-      <w:r>
-        <w:t xml:space="preserve">                                                                                                                  </w:t>
-      </w:r>
-      <w:r>
-        <w:t xml:space="preserve">                            </w:t>
-      </w:r>
-      <w:r>
-        <w:t xml:space="preserve">  </w:t>
-      </w:r>
-      <w:proofErr w:type="gramStart"/>
-      <w:r>
-        <w:t>Fait le</w:t>
-      </w:r>
-      <w:proofErr w:type="gramEnd"/>
-      <w:r>
-        <w:t xml:space="preserve"> </w:t>
-      </w:r>
-      <w:r>
-        <w:t>09</w:t>
-      </w:r>
-      <w:r>
-        <w:t xml:space="preserve"> /</w:t>
-      </w:r>
-      <w:r>
-        <w:t>0</w:t>
-      </w:r>
-      <w:r>
-        <w:t>7</w:t>
-      </w:r>
-      <w:r>
-        <w:t>/ 202</w:t>
-      </w:r>
-      <w:r>
-        <w:t>5</w:t>
-      </w:r>
-      <w:r>
-        <w:t xml:space="preserve">              </w:t>
-      </w:r>
-    </w:p>
-    <w:p/>
-    <w:p>
-      <w:pPr>
-        <w:rPr>
-          <w:b/>
-        </w:rPr>
-      </w:pPr>
-      <w:r>
-        <w:rPr>
-          <w:b/>
-        </w:rPr>
-        <w:t>Signatu</w:t>
-      </w:r>
-      <w:r>
-        <w:rPr>
-          <w:b/>
-        </w:rPr>
-        <w:t>re du Gérant</w:t>
-      </w:r>
-      <w:r>
-        <w:rPr>
-          <w:b/>
-        </w:rPr>
-        <w:t xml:space="preserve">     </w:t>
-      </w:r>
-      <w:r>
-        <w:rPr>
-          <w:b/>
-        </w:rPr>
-        <w:t xml:space="preserve"> </w:t>
-      </w:r>
-      <w:r>
-        <w:rPr>
-          <w:b/>
-        </w:rPr>
-        <w:t xml:space="preserve">                                                                     </w:t>
-      </w:r>
-      <w:r>
-        <w:rPr>
-          <w:b/>
-        </w:rPr>
-        <w:t xml:space="preserve">                             </w:t>
-      </w:r>
-      <w:r>
-        <w:rPr>
-          <w:b/>
-        </w:rPr>
-        <w:t>Signature du Client</w:t>
-      </w:r>
-    </w:p>
-    <w:p/>
-    <w:p/>
+    <w:tbl>
+      <w:tblPr>
+        <w:tblW w:w="9700" w:type="dxa"/>
+      </w:tblPr>
+      <w:tblGrid>
+        <w:gridCol w:w="4850"/>
+        <w:gridCol w:w="4850"/>
+      </w:tblGrid>
+      <w:tr>
+        <w:tc>
+          <w:tcPr>
+            <w:tcW w:w="4850" w:type="dxa"/>
+            <w:tcMar>
+              <w:top w:w="100" w:type="dxa"/>
+              <w:left w:w="120" w:type="dxa"/>
+              <w:bottom w:w="100" w:type="dxa"/>
+              <w:right w:w="120" w:type="dxa"/>
+            </w:tcMar>
+            <w:vAlign w:val="center"/>
+          </w:tcPr>
+          <w:p>
+            <w:pPr>
+              <w:spacing w:after="120"/>
+            </w:pPr>
+            <w:r>
+              <w:rPr>
+                <w:rFonts w:ascii="Arial" w:hAnsi="Arial"/>
+                <w:sz w:val="21"/>
+                <w:b/>
+              </w:rPr>
+              <w:t xml:space="preserve">Signature du client ou cocontractant
+</w:t>
+            </w:r>
+          </w:p>
+        </w:tc>
+        <w:tc>
+          <w:tcPr>
+            <w:tcW w:w="4850" w:type="dxa"/>
+            <w:tcMar>
+              <w:top w:w="100" w:type="dxa"/>
+              <w:left w:w="120" w:type="dxa"/>
+              <w:bottom w:w="100" w:type="dxa"/>
+              <w:right w:w="120" w:type="dxa"/>
+            </w:tcMar>
+            <w:vAlign w:val="center"/>
+          </w:tcPr>
+          <w:p>
+            <w:pPr>
+              <w:spacing w:after="120"/>
+            </w:pPr>
+            <w:r>
+              <w:rPr>
+                <w:rFonts w:ascii="Arial" w:hAnsi="Arial"/>
+                <w:sz w:val="21"/>
+                <w:b/>
+              </w:rPr>
+              <w:t xml:space="preserve">Cachet et signature de l’agence
+</w:t>
+            </w:r>
+          </w:p>
+        </w:tc>
+      </w:tr>
+    </w:tbl>
     <w:sectPr>
-      <w:headerReference w:type="even" r:id="rId7"/>
-      <w:headerReference w:type="default" r:id="rId8"/>
-      <w:footerReference w:type="even" r:id="rId9"/>
-      <w:footerReference w:type="default" r:id="rId10"/>
-      <w:headerReference w:type="first" r:id="rId11"/>
-      <w:footerReference w:type="first" r:id="rId12"/>
-      <w:pgSz w:w="11906" w:h="16838"/>
-      <w:pgMar w:top="1417" w:right="1417" w:bottom="1417" w:left="1417" w:header="708" w:footer="708" w:gutter="0"/>
-      <w:cols w:space="708"/>
-      <w:docGrid w:linePitch="360"/>
+      <w:pgSz w:w="12240" w:h="15840"/>
+      <w:pgMar w:top="1020" w:right="1134" w:bottom="1020" w:left="1134" w:header="720" w:footer="720" w:gutter="0"/>
     </w:sectPr>
   </w:body>
 </w:document>
@@ -659,53 +948,7 @@
   <w:p>
     <w:pPr>
       <w:pStyle w:val="Pieddepage"/>
-      <w:jc w:val="center"/>
     </w:pPr>
-    <w:r>
-      <w:t>Tel : 0779 07 97 06/ 0792 11 65 96/ 0770 82 33 00</w:t>
-    </w:r>
-  </w:p>
-  <w:p>
-    <w:pPr>
-      <w:pStyle w:val="Pieddepage"/>
-      <w:jc w:val="center"/>
-    </w:pPr>
-    <w:r>
-      <w:t xml:space="preserve">633 </w:t>
-    </w:r>
-    <w:proofErr w:type="gramStart"/>
-    <w:r>
-      <w:t>cité</w:t>
-    </w:r>
-    <w:proofErr w:type="gramEnd"/>
-    <w:r>
-      <w:t xml:space="preserve"> Horizon Bel Bâtiment 3A N°10 </w:t>
-    </w:r>
-    <w:proofErr w:type="spellStart"/>
-    <w:r>
-      <w:t>Bir</w:t>
-    </w:r>
-    <w:proofErr w:type="spellEnd"/>
-    <w:r>
-      <w:t xml:space="preserve"> el </w:t>
-    </w:r>
-    <w:proofErr w:type="spellStart"/>
-    <w:r>
-      <w:t>Djir</w:t>
-    </w:r>
-    <w:proofErr w:type="spellEnd"/>
-    <w:r>
-      <w:t xml:space="preserve"> Oran</w:t>
-    </w:r>
-  </w:p>
-  <w:p>
-    <w:pPr>
-      <w:pStyle w:val="Pieddepage"/>
-      <w:jc w:val="center"/>
-    </w:pPr>
-    <w:r>
-      <w:t>Pyramide.immobilier31@gmail.com</w:t>
-    </w:r>
   </w:p>
 </w:ftr>
 </file>
@@ -779,7 +1022,7 @@
         <w:lang w:eastAsia="fr-FR"/>
       </w:rPr>
       <w:drawing>
-        <wp:anchor distT="0" distB="0" distL="114300" distR="114300" simplePos="0" relativeHeight="251658240" behindDoc="1" locked="0" layoutInCell="1" allowOverlap="1" wp14:anchorId="2F3825B9" wp14:editId="180BF67D">
+        <wp:anchor distT="0" distB="0" distL="114300" distR="114300" simplePos="0" relativeHeight="251659264" behindDoc="1" locked="0" layoutInCell="1" allowOverlap="1" wp14:anchorId="09581D24" wp14:editId="1462A83A">
           <wp:simplePos x="0" y="0"/>
           <wp:positionH relativeFrom="column">
             <wp:posOffset>-756920</wp:posOffset>
@@ -798,7 +1041,7 @@
               <wp:lineTo x="0" y="0"/>
             </wp:wrapPolygon>
           </wp:wrapTight>
-          <wp:docPr id="2" name="Image 2"/>
+          <wp:docPr id="1" name="Image 1"/>
           <wp:cNvGraphicFramePr>
             <a:graphicFrameLocks xmlns:a="http://schemas.openxmlformats.org/drawingml/2006/main" noChangeAspect="1"/>
           </wp:cNvGraphicFramePr>
@@ -847,6 +1090,11 @@
       <w:t>PYRAMIDE IMMOBILIER</w:t>
     </w:r>
   </w:p>
+  <w:p>
+    <w:pPr>
+      <w:pStyle w:val="En-tte"/>
+    </w:pPr>
+  </w:p>
 </w:hdr>
 </file>
 
@@ -858,6 +1106,243 @@
     </w:pPr>
   </w:p>
 </w:hdr>
+</file>
+
+<file path=word/numbering.xml><?xml version="1.0" encoding="utf-8"?>
+<w:numbering xmlns:wpc="http://schemas.microsoft.com/office/word/2010/wordprocessingCanvas" xmlns:cx="http://schemas.microsoft.com/office/drawing/2014/chartex" xmlns:cx1="http://schemas.microsoft.com/office/drawing/2015/9/8/chartex" xmlns:cx2="http://schemas.microsoft.com/office/drawing/2015/10/21/chartex" xmlns:cx3="http://schemas.microsoft.com/office/drawing/2016/5/9/chartex" xmlns:cx4="http://schemas.microsoft.com/office/drawing/2016/5/10/chartex" xmlns:cx5="http://schemas.microsoft.com/office/drawing/2016/5/11/chartex" xmlns:cx6="http://schemas.microsoft.com/office/drawing/2016/5/12/chartex" xmlns:cx7="http://schemas.microsoft.com/office/drawing/2016/5/13/chartex" xmlns:cx8="http://schemas.microsoft.com/office/drawing/2016/5/14/chartex" xmlns:mc="http://schemas.openxmlformats.org/markup-compatibility/2006" xmlns:aink="http://schemas.microsoft.com/office/drawing/2016/ink" xmlns:am3d="http://schemas.microsoft.com/office/drawing/2017/model3d" xmlns:o="urn:schemas-microsoft-com:office:office" xmlns:oel="http://schemas.microsoft.com/office/2019/extlst" xmlns:r="http://schemas.openxmlformats.org/officeDocument/2006/relationships" xmlns:m="http://schemas.openxmlformats.org/officeDocument/2006/math" xmlns:v="urn:schemas-microsoft-com:vml" xmlns:wp14="http://schemas.microsoft.com/office/word/2010/wordprocessingDrawing" xmlns:wp="http://schemas.openxmlformats.org/drawingml/2006/wordprocessingDrawing" xmlns:w10="urn:schemas-microsoft-com:office:word" xmlns:w="http://schemas.openxmlformats.org/wordprocessingml/2006/main" xmlns:w14="http://schemas.microsoft.com/office/word/2010/wordml" xmlns:w15="http://schemas.microsoft.com/office/word/2012/wordml" xmlns:w16cex="http://schemas.microsoft.com/office/word/2018/wordml/cex" xmlns:w16cid="http://schemas.microsoft.com/office/word/2016/wordml/cid" xmlns:w16="http://schemas.microsoft.com/office/word/2018/wordml" xmlns:w16du="http://schemas.microsoft.com/office/word/2023/wordml/word16du" xmlns:w16sdtdh="http://schemas.microsoft.com/office/word/2020/wordml/sdtdatahash" xmlns:w16sdtfl="http://schemas.microsoft.com/office/word/2024/wordml/sdtformatlock" xmlns:w16se="http://schemas.microsoft.com/office/word/2015/wordml/symex" xmlns:wpg="http://schemas.microsoft.com/office/word/2010/wordprocessingGroup" xmlns:wpi="http://schemas.microsoft.com/office/word/2010/wordprocessingInk" xmlns:wne="http://schemas.microsoft.com/office/word/2006/wordml" xmlns:wps="http://schemas.microsoft.com/office/word/2010/wordprocessingShape" mc:Ignorable="w14 w15 w16se w16cid w16 w16cex w16sdtdh w16sdtfl w16du wp14">
+  <w:abstractNum w:abstractNumId="0" w15:restartNumberingAfterBreak="0">
+    <w:nsid w:val="67C656D8"/>
+    <w:multiLevelType w:val="multilevel"/>
+    <w:tmpl w:val="AF54BB94"/>
+    <w:lvl w:ilvl="0">
+      <w:start w:val="1"/>
+      <w:numFmt w:val="decimal"/>
+      <w:lvlText w:val="%1."/>
+      <w:lvlJc w:val="left"/>
+      <w:pPr>
+        <w:tabs>
+          <w:tab w:val="num" w:pos="720"/>
+        </w:tabs>
+        <w:ind w:left="720" w:hanging="360"/>
+      </w:pPr>
+    </w:lvl>
+    <w:lvl w:ilvl="1" w:tentative="1">
+      <w:start w:val="1"/>
+      <w:numFmt w:val="decimal"/>
+      <w:lvlText w:val="%2."/>
+      <w:lvlJc w:val="left"/>
+      <w:pPr>
+        <w:tabs>
+          <w:tab w:val="num" w:pos="1440"/>
+        </w:tabs>
+        <w:ind w:left="1440" w:hanging="360"/>
+      </w:pPr>
+    </w:lvl>
+    <w:lvl w:ilvl="2" w:tentative="1">
+      <w:start w:val="1"/>
+      <w:numFmt w:val="decimal"/>
+      <w:lvlText w:val="%3."/>
+      <w:lvlJc w:val="left"/>
+      <w:pPr>
+        <w:tabs>
+          <w:tab w:val="num" w:pos="2160"/>
+        </w:tabs>
+        <w:ind w:left="2160" w:hanging="360"/>
+      </w:pPr>
+    </w:lvl>
+    <w:lvl w:ilvl="3" w:tentative="1">
+      <w:start w:val="1"/>
+      <w:numFmt w:val="decimal"/>
+      <w:lvlText w:val="%4."/>
+      <w:lvlJc w:val="left"/>
+      <w:pPr>
+        <w:tabs>
+          <w:tab w:val="num" w:pos="2880"/>
+        </w:tabs>
+        <w:ind w:left="2880" w:hanging="360"/>
+      </w:pPr>
+    </w:lvl>
+    <w:lvl w:ilvl="4" w:tentative="1">
+      <w:start w:val="1"/>
+      <w:numFmt w:val="decimal"/>
+      <w:lvlText w:val="%5."/>
+      <w:lvlJc w:val="left"/>
+      <w:pPr>
+        <w:tabs>
+          <w:tab w:val="num" w:pos="3600"/>
+        </w:tabs>
+        <w:ind w:left="3600" w:hanging="360"/>
+      </w:pPr>
+    </w:lvl>
+    <w:lvl w:ilvl="5" w:tentative="1">
+      <w:start w:val="1"/>
+      <w:numFmt w:val="decimal"/>
+      <w:lvlText w:val="%6."/>
+      <w:lvlJc w:val="left"/>
+      <w:pPr>
+        <w:tabs>
+          <w:tab w:val="num" w:pos="4320"/>
+        </w:tabs>
+        <w:ind w:left="4320" w:hanging="360"/>
+      </w:pPr>
+    </w:lvl>
+    <w:lvl w:ilvl="6" w:tentative="1">
+      <w:start w:val="1"/>
+      <w:numFmt w:val="decimal"/>
+      <w:lvlText w:val="%7."/>
+      <w:lvlJc w:val="left"/>
+      <w:pPr>
+        <w:tabs>
+          <w:tab w:val="num" w:pos="5040"/>
+        </w:tabs>
+        <w:ind w:left="5040" w:hanging="360"/>
+      </w:pPr>
+    </w:lvl>
+    <w:lvl w:ilvl="7" w:tentative="1">
+      <w:start w:val="1"/>
+      <w:numFmt w:val="decimal"/>
+      <w:lvlText w:val="%8."/>
+      <w:lvlJc w:val="left"/>
+      <w:pPr>
+        <w:tabs>
+          <w:tab w:val="num" w:pos="5760"/>
+        </w:tabs>
+        <w:ind w:left="5760" w:hanging="360"/>
+      </w:pPr>
+    </w:lvl>
+    <w:lvl w:ilvl="8" w:tentative="1">
+      <w:start w:val="1"/>
+      <w:numFmt w:val="decimal"/>
+      <w:lvlText w:val="%9."/>
+      <w:lvlJc w:val="left"/>
+      <w:pPr>
+        <w:tabs>
+          <w:tab w:val="num" w:pos="6480"/>
+        </w:tabs>
+        <w:ind w:left="6480" w:hanging="360"/>
+      </w:pPr>
+    </w:lvl>
+  </w:abstractNum>
+  <w:abstractNum w:abstractNumId="1" w15:restartNumberingAfterBreak="0">
+    <w:nsid w:val="7CE3547A"/>
+    <w:multiLevelType w:val="multilevel"/>
+    <w:tmpl w:val="3210F820"/>
+    <w:lvl w:ilvl="0">
+      <w:start w:val="1"/>
+      <w:numFmt w:val="decimal"/>
+      <w:lvlText w:val="%1."/>
+      <w:lvlJc w:val="left"/>
+      <w:pPr>
+        <w:tabs>
+          <w:tab w:val="num" w:pos="720"/>
+        </w:tabs>
+        <w:ind w:left="720" w:hanging="360"/>
+      </w:pPr>
+    </w:lvl>
+    <w:lvl w:ilvl="1" w:tentative="1">
+      <w:start w:val="1"/>
+      <w:numFmt w:val="decimal"/>
+      <w:lvlText w:val="%2."/>
+      <w:lvlJc w:val="left"/>
+      <w:pPr>
+        <w:tabs>
+          <w:tab w:val="num" w:pos="1440"/>
+        </w:tabs>
+        <w:ind w:left="1440" w:hanging="360"/>
+      </w:pPr>
+    </w:lvl>
+    <w:lvl w:ilvl="2" w:tentative="1">
+      <w:start w:val="1"/>
+      <w:numFmt w:val="decimal"/>
+      <w:lvlText w:val="%3."/>
+      <w:lvlJc w:val="left"/>
+      <w:pPr>
+        <w:tabs>
+          <w:tab w:val="num" w:pos="2160"/>
+        </w:tabs>
+        <w:ind w:left="2160" w:hanging="360"/>
+      </w:pPr>
+    </w:lvl>
+    <w:lvl w:ilvl="3" w:tentative="1">
+      <w:start w:val="1"/>
+      <w:numFmt w:val="decimal"/>
+      <w:lvlText w:val="%4."/>
+      <w:lvlJc w:val="left"/>
+      <w:pPr>
+        <w:tabs>
+          <w:tab w:val="num" w:pos="2880"/>
+        </w:tabs>
+        <w:ind w:left="2880" w:hanging="360"/>
+      </w:pPr>
+    </w:lvl>
+    <w:lvl w:ilvl="4" w:tentative="1">
+      <w:start w:val="1"/>
+      <w:numFmt w:val="decimal"/>
+      <w:lvlText w:val="%5."/>
+      <w:lvlJc w:val="left"/>
+      <w:pPr>
+        <w:tabs>
+          <w:tab w:val="num" w:pos="3600"/>
+        </w:tabs>
+        <w:ind w:left="3600" w:hanging="360"/>
+      </w:pPr>
+    </w:lvl>
+    <w:lvl w:ilvl="5" w:tentative="1">
+      <w:start w:val="1"/>
+      <w:numFmt w:val="decimal"/>
+      <w:lvlText w:val="%6."/>
+      <w:lvlJc w:val="left"/>
+      <w:pPr>
+        <w:tabs>
+          <w:tab w:val="num" w:pos="4320"/>
+        </w:tabs>
+        <w:ind w:left="4320" w:hanging="360"/>
+      </w:pPr>
+    </w:lvl>
+    <w:lvl w:ilvl="6" w:tentative="1">
+      <w:start w:val="1"/>
+      <w:numFmt w:val="decimal"/>
+      <w:lvlText w:val="%7."/>
+      <w:lvlJc w:val="left"/>
+      <w:pPr>
+        <w:tabs>
+          <w:tab w:val="num" w:pos="5040"/>
+        </w:tabs>
+        <w:ind w:left="5040" w:hanging="360"/>
+      </w:pPr>
+    </w:lvl>
+    <w:lvl w:ilvl="7" w:tentative="1">
+      <w:start w:val="1"/>
+      <w:numFmt w:val="decimal"/>
+      <w:lvlText w:val="%8."/>
+      <w:lvlJc w:val="left"/>
+      <w:pPr>
+        <w:tabs>
+          <w:tab w:val="num" w:pos="5760"/>
+        </w:tabs>
+        <w:ind w:left="5760" w:hanging="360"/>
+      </w:pPr>
+    </w:lvl>
+    <w:lvl w:ilvl="8" w:tentative="1">
+      <w:start w:val="1"/>
+      <w:numFmt w:val="decimal"/>
+      <w:lvlText w:val="%9."/>
+      <w:lvlJc w:val="left"/>
+      <w:pPr>
+        <w:tabs>
+          <w:tab w:val="num" w:pos="6480"/>
+        </w:tabs>
+        <w:ind w:left="6480" w:hanging="360"/>
+      </w:pPr>
+    </w:lvl>
+  </w:abstractNum>
+  <w:num w:numId="1" w16cid:durableId="976647038">
+    <w:abstractNumId w:val="1"/>
+  </w:num>
+  <w:num w:numId="2" w16cid:durableId="1174608278">
+    <w:abstractNumId w:val="0"/>
+  </w:num>
+</w:numbering>
 </file>
 
 <file path=word/styles.xml><?xml version="1.0" encoding="utf-8"?>
@@ -1292,7 +1777,7 @@
     <w:link w:val="En-tteCar"/>
     <w:uiPriority w:val="99"/>
     <w:unhideWhenUsed/>
-    <w:rsid w:val="00B715CA"/>
+    <w:rsid w:val="00323130"/>
     <w:pPr>
       <w:tabs>
         <w:tab w:val="center" w:pos="4536"/>
@@ -1306,7 +1791,7 @@
     <w:basedOn w:val="Policepardfaut"/>
     <w:link w:val="En-tte"/>
     <w:uiPriority w:val="99"/>
-    <w:rsid w:val="00B715CA"/>
+    <w:rsid w:val="00323130"/>
   </w:style>
   <w:style w:type="paragraph" w:styleId="Pieddepage">
     <w:name w:val="footer"/>
@@ -1314,7 +1799,7 @@
     <w:link w:val="PieddepageCar"/>
     <w:uiPriority w:val="99"/>
     <w:unhideWhenUsed/>
-    <w:rsid w:val="00B715CA"/>
+    <w:rsid w:val="00323130"/>
     <w:pPr>
       <w:tabs>
         <w:tab w:val="center" w:pos="4536"/>
@@ -1328,7 +1813,7 @@
     <w:basedOn w:val="Policepardfaut"/>
     <w:link w:val="Pieddepage"/>
     <w:uiPriority w:val="99"/>
-    <w:rsid w:val="00B715CA"/>
+    <w:rsid w:val="00323130"/>
   </w:style>
   <w:style w:type="paragraph" w:styleId="Textedebulles">
     <w:name w:val="Balloon Text"/>
@@ -1337,7 +1822,7 @@
     <w:uiPriority w:val="99"/>
     <w:semiHidden/>
     <w:unhideWhenUsed/>
-    <w:rsid w:val="00D60492"/>
+    <w:rsid w:val="00E477A7"/>
     <w:pPr>
       <w:spacing w:after="0" w:line="240" w:lineRule="auto"/>
     </w:pPr>
@@ -1353,12 +1838,21 @@
     <w:link w:val="Textedebulles"/>
     <w:uiPriority w:val="99"/>
     <w:semiHidden/>
-    <w:rsid w:val="00D60492"/>
+    <w:rsid w:val="00E477A7"/>
     <w:rPr>
       <w:rFonts w:ascii="Segoe UI" w:hAnsi="Segoe UI" w:cs="Segoe UI"/>
       <w:sz w:val="18"/>
       <w:szCs w:val="18"/>
     </w:rPr>
+  </w:style>
+  <w:style w:type="paragraph" w:styleId="Sansinterligne">
+    <w:name w:val="No Spacing"/>
+    <w:uiPriority w:val="1"/>
+    <w:qFormat/>
+    <w:rsid w:val="00003FD0"/>
+    <w:pPr>
+      <w:spacing w:after="0" w:line="240" w:lineRule="auto"/>
+    </w:pPr>
   </w:style>
 </w:styles>
 </file>
@@ -1629,7 +2123,7 @@
 </file>
 
 <file path=customXml/itemProps1.xml><?xml version="1.0" encoding="utf-8"?>
-<ds:datastoreItem xmlns:ds="http://schemas.openxmlformats.org/officeDocument/2006/customXml" ds:itemID="{EB1DD6A2-CC9F-4D89-B4DD-FCD0BE9EDCA3}">
+<ds:datastoreItem xmlns:ds="http://schemas.openxmlformats.org/officeDocument/2006/customXml" ds:itemID="{34012ADE-7B2B-4F2B-9B94-7B770DC076B2}">
   <ds:schemaRefs>
     <ds:schemaRef ds:uri="http://schemas.openxmlformats.org/officeDocument/2006/bibliography"/>
   </ds:schemaRefs>
